--- a/app/utilidades/_templates/PAT-03-G-001-F-004.docx
+++ b/app/utilidades/_templates/PAT-03-G-001-F-004.docx
@@ -242,7 +242,7 @@
                 <w:bCs/>
                 <w:lang w:val="es-EC"/>
               </w:rPr>
-              <w:t>Rodríguez Zambrano</w:t>
+              <w:t>{{ TutorFirma }}</w:t>
             </w:r>
             <w:r>
               <w:rPr>
@@ -250,7 +250,7 @@
                 <w:bCs/>
                 <w:color w:val="D9D9D9" w:themeColor="background1" w:themeShade="D9"/>
               </w:rPr>
-              <w:t xml:space="preserve"> </w:t>
+              <w:t xml:space="preserve"/>
             </w:r>
             <w:r>
               <w:rPr>
@@ -258,7 +258,7 @@
                 <w:bCs/>
                 <w:lang w:val="es-EC"/>
               </w:rPr>
-              <w:t xml:space="preserve">Arturo </w:t>
+              <w:t xml:space="preserve"/>
             </w:r>
             <w:r>
               <w:rPr>
@@ -266,7 +266,7 @@
                 <w:bCs/>
                 <w:lang w:val="es-EC"/>
               </w:rPr>
-              <w:t>Damián,</w:t>
+              <w:t/>
             </w:r>
             <w:r>
               <w:rPr>
@@ -274,7 +274,7 @@
                 <w:bCs/>
                 <w:lang w:val="es-EC"/>
               </w:rPr>
-              <w:t xml:space="preserve"> PhD.</w:t>
+              <w:t xml:space="preserve"/>
             </w:r>
           </w:p>
         </w:tc>
@@ -899,7 +899,7 @@
           <w:b/>
           <w:lang w:val="es-EC" w:eastAsia="es-EC"/>
         </w:rPr>
-        <w:t>Rodríguez Zambrano Arturo</w:t>
+        <w:t>{{ TutorFirma }}</w:t>
       </w:r>
       <w:r>
         <w:rPr>
@@ -907,7 +907,7 @@
           <w:b/>
           <w:lang w:val="es-EC" w:eastAsia="es-EC"/>
         </w:rPr>
-        <w:t xml:space="preserve">, </w:t>
+        <w:t xml:space="preserve"/>
       </w:r>
       <w:proofErr w:type="spellStart"/>
       <w:r>
@@ -916,7 +916,7 @@
           <w:b/>
           <w:lang w:val="es-EC" w:eastAsia="es-EC"/>
         </w:rPr>
-        <w:t>Phd</w:t>
+        <w:t/>
       </w:r>
       <w:proofErr w:type="spellEnd"/>
       <w:r>
@@ -925,7 +925,7 @@
           <w:b/>
           <w:lang w:val="es-EC" w:eastAsia="es-EC"/>
         </w:rPr>
-        <w:t>.</w:t>
+        <w:t/>
       </w:r>
       <w:r>
         <w:rPr>
